--- a/Richard_Blair_Resume.docx
+++ b/Richard_Blair_Resume.docx
@@ -493,6 +493,13 @@
         </w:rPr>
         <w:t>Generative AI for Text Analysis</w:t>
       </w:r>
+      <w:r>
+        <w:rPr>
+          <w:sz w:val="22"/>
+          <w:szCs w:val="22"/>
+        </w:rPr>
+        <w:t xml:space="preserve"> | Basic Claude, Codex, LLM</w:t>
+      </w:r>
     </w:p>
     <w:p>
       <w:pPr>
@@ -829,23 +836,7 @@
           <w:sz w:val="22"/>
           <w:szCs w:val="22"/>
         </w:rPr>
-        <w:t xml:space="preserve">Executed functional, regression, and user acceptance testing for Dell’s Custom Factory Integration (CFI), VMware AirWatch, and Factory as a </w:t>
-      </w:r>
-      <w:proofErr w:type="gramStart"/>
-      <w:r>
-        <w:rPr>
-          <w:sz w:val="22"/>
-          <w:szCs w:val="22"/>
-        </w:rPr>
-        <w:t>Service (FaaS) offerings</w:t>
-      </w:r>
-      <w:proofErr w:type="gramEnd"/>
-      <w:r>
-        <w:rPr>
-          <w:sz w:val="22"/>
-          <w:szCs w:val="22"/>
-        </w:rPr>
-        <w:t>. Authored and executed test plans and test cases, reproduced and triaged defects, and collaborated with cross-functional teams through daily defect reviews. Collected and analyzed customer quality data to support UAT and ensure reliable factory image customization and delivery. Contract ended after 6 months in January 2018</w:t>
+        <w:t>Executed functional, regression, and user acceptance testing for Dell’s Custom Factory Integration (CFI), VMware AirWatch, and Factory as a Service (FaaS) offerings. Authored and executed test plans and test cases, reproduced and triaged defects, and collaborated with cross-functional teams through daily defect reviews. Collected and analyzed customer quality data to support UAT and ensure reliable factory image customization and delivery. Contract ended after 6 months in January 2018</w:t>
       </w:r>
     </w:p>
     <w:p>
@@ -1069,15 +1060,7 @@
           <w:sz w:val="22"/>
           <w:szCs w:val="22"/>
         </w:rPr>
-        <w:t xml:space="preserve">Oversaw quality governance for multiple concurrent, revenue-generating projects across software and hardware programs, ensuring compliance with established quality systems and processes. Conducted project and stakeholder quality audits, identified and escalated nonconformities, and partnered with management to drive process improvements and corrective actions. Trained project teams on quality methods and tools, supported product deployment planning, and represented the quality organization in operational, review, and audit </w:t>
-      </w:r>
-      <w:proofErr w:type="gramStart"/>
-      <w:r>
-        <w:rPr>
-          <w:sz w:val="22"/>
-          <w:szCs w:val="22"/>
-        </w:rPr>
-        <w:t>forums.</w:t>
+        <w:t>Oversaw quality governance for multiple concurrent, revenue-generating projects across software and hardware programs, ensuring compliance with established quality systems and processes. Conducted project and stakeholder quality audits, identified and escalated nonconformities, and partnered with management to drive process improvements and corrective actions. Trained project teams on quality methods and tools, supported product deployment planning, and represented the quality organization in operational, review, and audit forums.</w:t>
       </w:r>
       <w:r>
         <w:rPr>
@@ -1086,29 +1069,12 @@
         </w:rPr>
         <w:t>.</w:t>
       </w:r>
-      <w:proofErr w:type="gramEnd"/>
-      <w:r>
-        <w:rPr>
-          <w:sz w:val="22"/>
-          <w:szCs w:val="22"/>
-        </w:rPr>
-        <w:t xml:space="preserve"> </w:t>
-      </w:r>
-      <w:proofErr w:type="gramStart"/>
-      <w:r>
-        <w:rPr>
-          <w:sz w:val="22"/>
-          <w:szCs w:val="22"/>
-        </w:rPr>
-        <w:t>Taught</w:t>
-      </w:r>
-      <w:proofErr w:type="gramEnd"/>
-      <w:r>
-        <w:rPr>
-          <w:sz w:val="22"/>
-          <w:szCs w:val="22"/>
-        </w:rPr>
-        <w:t xml:space="preserve"> a class for Intellectual Property for Texas sites.</w:t>
+      <w:r>
+        <w:rPr>
+          <w:sz w:val="22"/>
+          <w:szCs w:val="22"/>
+        </w:rPr>
+        <w:t xml:space="preserve"> Taught a class for Intellectual Property for Texas sites.</w:t>
       </w:r>
     </w:p>
     <w:p>
@@ -2099,6 +2065,7 @@
   <w:style w:type="character" w:default="1" w:styleId="DefaultParagraphFont">
     <w:name w:val="Default Paragraph Font"/>
     <w:uiPriority w:val="1"/>
+    <w:semiHidden/>
     <w:unhideWhenUsed/>
   </w:style>
   <w:style w:type="table" w:default="1" w:styleId="TableNormal">
@@ -2531,46 +2498,6 @@
 </file>
 
 <file path=customXml/item1.xml><?xml version="1.0" encoding="utf-8"?>
-<b:Sources xmlns:b="http://schemas.openxmlformats.org/officeDocument/2006/bibliography" xmlns="http://schemas.openxmlformats.org/officeDocument/2006/bibliography" SelectedStyle="/APASixthEditionOfficeOnline.xsl" StyleName="APA" Version="6"/>
-</file>
-
-<file path=customXml/item2.xml><?xml version="1.0" encoding="utf-8"?>
-<p:properties xmlns:p="http://schemas.microsoft.com/office/2006/metadata/properties" xmlns:xsi="http://www.w3.org/2001/XMLSchema-instance" xmlns:pc="http://schemas.microsoft.com/office/infopath/2007/PartnerControls">
-  <documentManagement>
-    <_ip_UnifiedCompliancePolicyUIAction xmlns="http://schemas.microsoft.com/sharepoint/v3" xsi:nil="true"/>
-    <_ip_UnifiedCompliancePolicyProperties xmlns="http://schemas.microsoft.com/sharepoint/v3" xsi:nil="true"/>
-    <TaxCatchAll xmlns="230e9df3-be65-4c73-a93b-d1236ebd677e" xsi:nil="true"/>
-    <ImageTagsTaxHTField xmlns="71af3243-3dd4-4a8d-8c0d-dd76da1f02a5">
-      <Terms xmlns="http://schemas.microsoft.com/office/infopath/2007/PartnerControls"/>
-    </ImageTagsTaxHTField>
-    <Image xmlns="71af3243-3dd4-4a8d-8c0d-dd76da1f02a5">
-      <Url xsi:nil="true"/>
-      <Description xsi:nil="true"/>
-    </Image>
-    <Status xmlns="71af3243-3dd4-4a8d-8c0d-dd76da1f02a5">Not started</Status>
-    <Background xmlns="71af3243-3dd4-4a8d-8c0d-dd76da1f02a5">false</Background>
-    <MediaServiceKeyPoints xmlns="71af3243-3dd4-4a8d-8c0d-dd76da1f02a5" xsi:nil="true"/>
-    <SharedWithUsers xmlns="16c05727-aa75-4e4a-9b5f-8a80a1165891">
-      <UserInfo>
-        <DisplayName/>
-        <AccountId xsi:nil="true"/>
-        <AccountType/>
-      </UserInfo>
-    </SharedWithUsers>
-  </documentManagement>
-</p:properties>
-</file>
-
-<file path=customXml/item3.xml><?xml version="1.0" encoding="utf-8"?>
-<?mso-contentType ?>
-<FormTemplates xmlns="http://schemas.microsoft.com/sharepoint/v3/contenttype/forms">
-  <Display>DocumentLibraryForm</Display>
-  <Edit>DocumentLibraryForm</Edit>
-  <New>DocumentLibraryForm</New>
-</FormTemplates>
-</file>
-
-<file path=customXml/item4.xml><?xml version="1.0" encoding="utf-8"?>
 <ct:contentTypeSchema xmlns:ct="http://schemas.microsoft.com/office/2006/metadata/contentType" xmlns:ma="http://schemas.microsoft.com/office/2006/metadata/properties/metaAttributes" ct:_="" ma:_="" ma:contentTypeName="Document" ma:contentTypeID="0x01010079F111ED35F8CC479449609E8A0923A6" ma:contentTypeVersion="30" ma:contentTypeDescription="Create a new document." ma:contentTypeScope="" ma:versionID="cec0622158e8f13124e9e8fd4de31bd1">
   <xsd:schema xmlns:xsd="http://www.w3.org/2001/XMLSchema" xmlns:xs="http://www.w3.org/2001/XMLSchema" xmlns:p="http://schemas.microsoft.com/office/2006/metadata/properties" xmlns:ns1="http://schemas.microsoft.com/sharepoint/v3" xmlns:ns2="71af3243-3dd4-4a8d-8c0d-dd76da1f02a5" xmlns:ns3="16c05727-aa75-4e4a-9b5f-8a80a1165891" xmlns:ns4="230e9df3-be65-4c73-a93b-d1236ebd677e" targetNamespace="http://schemas.microsoft.com/office/2006/metadata/properties" ma:root="true" ma:fieldsID="3b52f30ab005d15df08657af532e6e38" ns1:_="" ns2:_="" ns3:_="" ns4:_="">
     <xsd:import namespace="http://schemas.microsoft.com/sharepoint/v3"/>
@@ -2888,36 +2815,47 @@
 </ct:contentTypeSchema>
 </file>
 
-<file path=customXml/itemProps1.xml><?xml version="1.0" encoding="utf-8"?>
-<ds:datastoreItem xmlns:ds="http://schemas.openxmlformats.org/officeDocument/2006/customXml" ds:itemID="{50C72F2C-7F12-CD49-83C5-6C402A54E798}">
-  <ds:schemaRefs>
-    <ds:schemaRef ds:uri="http://schemas.openxmlformats.org/officeDocument/2006/bibliography"/>
-  </ds:schemaRefs>
-</ds:datastoreItem>
+<file path=customXml/item2.xml><?xml version="1.0" encoding="utf-8"?>
+<?mso-contentType ?>
+<FormTemplates xmlns="http://schemas.microsoft.com/sharepoint/v3/contenttype/forms">
+  <Display>DocumentLibraryForm</Display>
+  <Edit>DocumentLibraryForm</Edit>
+  <New>DocumentLibraryForm</New>
+</FormTemplates>
 </file>
 
-<file path=customXml/itemProps2.xml><?xml version="1.0" encoding="utf-8"?>
-<ds:datastoreItem xmlns:ds="http://schemas.openxmlformats.org/officeDocument/2006/customXml" ds:itemID="{B0DABF2B-545D-49E1-AB80-039B21EE4E27}">
-  <ds:schemaRefs>
-    <ds:schemaRef ds:uri="http://schemas.microsoft.com/office/2006/metadata/properties"/>
-    <ds:schemaRef ds:uri="http://schemas.microsoft.com/office/infopath/2007/PartnerControls"/>
-    <ds:schemaRef ds:uri="http://schemas.microsoft.com/sharepoint/v3"/>
-    <ds:schemaRef ds:uri="230e9df3-be65-4c73-a93b-d1236ebd677e"/>
-    <ds:schemaRef ds:uri="71af3243-3dd4-4a8d-8c0d-dd76da1f02a5"/>
-    <ds:schemaRef ds:uri="16c05727-aa75-4e4a-9b5f-8a80a1165891"/>
-  </ds:schemaRefs>
-</ds:datastoreItem>
+<file path=customXml/item3.xml><?xml version="1.0" encoding="utf-8"?>
+<p:properties xmlns:p="http://schemas.microsoft.com/office/2006/metadata/properties" xmlns:xsi="http://www.w3.org/2001/XMLSchema-instance" xmlns:pc="http://schemas.microsoft.com/office/infopath/2007/PartnerControls">
+  <documentManagement>
+    <_ip_UnifiedCompliancePolicyUIAction xmlns="http://schemas.microsoft.com/sharepoint/v3" xsi:nil="true"/>
+    <_ip_UnifiedCompliancePolicyProperties xmlns="http://schemas.microsoft.com/sharepoint/v3" xsi:nil="true"/>
+    <TaxCatchAll xmlns="230e9df3-be65-4c73-a93b-d1236ebd677e" xsi:nil="true"/>
+    <ImageTagsTaxHTField xmlns="71af3243-3dd4-4a8d-8c0d-dd76da1f02a5">
+      <Terms xmlns="http://schemas.microsoft.com/office/infopath/2007/PartnerControls"/>
+    </ImageTagsTaxHTField>
+    <Image xmlns="71af3243-3dd4-4a8d-8c0d-dd76da1f02a5">
+      <Url xsi:nil="true"/>
+      <Description xsi:nil="true"/>
+    </Image>
+    <Status xmlns="71af3243-3dd4-4a8d-8c0d-dd76da1f02a5">Not started</Status>
+    <Background xmlns="71af3243-3dd4-4a8d-8c0d-dd76da1f02a5">false</Background>
+    <MediaServiceKeyPoints xmlns="71af3243-3dd4-4a8d-8c0d-dd76da1f02a5" xsi:nil="true"/>
+    <SharedWithUsers xmlns="16c05727-aa75-4e4a-9b5f-8a80a1165891">
+      <UserInfo>
+        <DisplayName/>
+        <AccountId xsi:nil="true"/>
+        <AccountType/>
+      </UserInfo>
+    </SharedWithUsers>
+  </documentManagement>
+</p:properties>
 </file>
 
-<file path=customXml/itemProps3.xml><?xml version="1.0" encoding="utf-8"?>
-<ds:datastoreItem xmlns:ds="http://schemas.openxmlformats.org/officeDocument/2006/customXml" ds:itemID="{80C97E1B-B454-4DED-B1F3-34450391BFC8}">
-  <ds:schemaRefs>
-    <ds:schemaRef ds:uri="http://schemas.microsoft.com/sharepoint/v3/contenttype/forms"/>
-  </ds:schemaRefs>
-</ds:datastoreItem>
+<file path=customXml/item4.xml><?xml version="1.0" encoding="utf-8"?>
+<b:Sources xmlns:b="http://schemas.openxmlformats.org/officeDocument/2006/bibliography" xmlns="http://schemas.openxmlformats.org/officeDocument/2006/bibliography" SelectedStyle="/APASixthEditionOfficeOnline.xsl" StyleName="APA" Version="6"/>
 </file>
 
-<file path=customXml/itemProps4.xml><?xml version="1.0" encoding="utf-8"?>
+<file path=customXml/itemProps1.xml><?xml version="1.0" encoding="utf-8"?>
 <ds:datastoreItem xmlns:ds="http://schemas.openxmlformats.org/officeDocument/2006/customXml" ds:itemID="{C8926C82-C580-4C96-8DDE-44DD30CAB6EC}">
   <ds:schemaRefs>
     <ds:schemaRef ds:uri="http://schemas.microsoft.com/office/2006/metadata/contentType"/>
@@ -2938,6 +2876,35 @@
 </ds:datastoreItem>
 </file>
 
+<file path=customXml/itemProps2.xml><?xml version="1.0" encoding="utf-8"?>
+<ds:datastoreItem xmlns:ds="http://schemas.openxmlformats.org/officeDocument/2006/customXml" ds:itemID="{80C97E1B-B454-4DED-B1F3-34450391BFC8}">
+  <ds:schemaRefs>
+    <ds:schemaRef ds:uri="http://schemas.microsoft.com/sharepoint/v3/contenttype/forms"/>
+  </ds:schemaRefs>
+</ds:datastoreItem>
+</file>
+
+<file path=customXml/itemProps3.xml><?xml version="1.0" encoding="utf-8"?>
+<ds:datastoreItem xmlns:ds="http://schemas.openxmlformats.org/officeDocument/2006/customXml" ds:itemID="{B0DABF2B-545D-49E1-AB80-039B21EE4E27}">
+  <ds:schemaRefs>
+    <ds:schemaRef ds:uri="http://schemas.microsoft.com/office/2006/metadata/properties"/>
+    <ds:schemaRef ds:uri="http://schemas.microsoft.com/office/infopath/2007/PartnerControls"/>
+    <ds:schemaRef ds:uri="http://schemas.microsoft.com/sharepoint/v3"/>
+    <ds:schemaRef ds:uri="230e9df3-be65-4c73-a93b-d1236ebd677e"/>
+    <ds:schemaRef ds:uri="71af3243-3dd4-4a8d-8c0d-dd76da1f02a5"/>
+    <ds:schemaRef ds:uri="16c05727-aa75-4e4a-9b5f-8a80a1165891"/>
+  </ds:schemaRefs>
+</ds:datastoreItem>
+</file>
+
+<file path=customXml/itemProps4.xml><?xml version="1.0" encoding="utf-8"?>
+<ds:datastoreItem xmlns:ds="http://schemas.openxmlformats.org/officeDocument/2006/customXml" ds:itemID="{50C72F2C-7F12-CD49-83C5-6C402A54E798}">
+  <ds:schemaRefs>
+    <ds:schemaRef ds:uri="http://schemas.openxmlformats.org/officeDocument/2006/bibliography"/>
+  </ds:schemaRefs>
+</ds:datastoreItem>
+</file>
+
 <file path=docMetadata/LabelInfo.xml><?xml version="1.0" encoding="utf-8"?>
 <clbl:labelList xmlns:clbl="http://schemas.microsoft.com/office/2020/mipLabelMetadata"/>
 </file>